--- a/a7/packages/A7 Unit 5 - Multi-Step Proportional Relationships/Lessons/5.02/Keys/A7 5.02 Scale Factor Perimeter and Area - Question Bank - Key.docx
+++ b/a7/packages/A7 Unit 5 - Multi-Step Proportional Relationships/Lessons/5.02/Keys/A7 5.02 Scale Factor Perimeter and Area - Question Bank - Key.docx
@@ -260,7 +260,50 @@
                 <w:color w:val="1A1A1A"/>
                 <w:sz w:val="22"/>
               </w:rPr>
-              <w:t>Perimeter 22 cm, k = 2.</w:t>
+              <w:t xml:space="preserve">Perimeter 22 cm, </w:t>
+            </w:r>
+            <w:r>
+              <w:drawing>
+                <wp:inline xmlns:a="http://schemas.openxmlformats.org/drawingml/2006/main" xmlns:pic="http://schemas.openxmlformats.org/drawingml/2006/picture">
+                  <wp:extent cx="310896" cy="118872"/>
+                  <wp:docPr id="1" name="Picture 1"/>
+                  <wp:cNvGraphicFramePr>
+                    <a:graphicFrameLocks noChangeAspect="1"/>
+                  </wp:cNvGraphicFramePr>
+                  <a:graphic>
+                    <a:graphicData uri="http://schemas.openxmlformats.org/drawingml/2006/picture">
+                      <pic:pic>
+                        <pic:nvPicPr>
+                          <pic:cNvPr id="0" name="66a46555facf6d90.png"/>
+                          <pic:cNvPicPr/>
+                        </pic:nvPicPr>
+                        <pic:blipFill>
+                          <a:blip r:embed="rId9"/>
+                          <a:stretch>
+                            <a:fillRect/>
+                          </a:stretch>
+                        </pic:blipFill>
+                        <pic:spPr>
+                          <a:xfrm>
+                            <a:off x="0" y="0"/>
+                            <a:ext cx="310896" cy="118872"/>
+                          </a:xfrm>
+                          <a:prstGeom prst="rect"/>
+                        </pic:spPr>
+                      </pic:pic>
+                    </a:graphicData>
+                  </a:graphic>
+                </wp:inline>
+              </w:drawing>
+            </w:r>
+            <w:r>
+              <w:rPr>
+                <w:b w:val="0"/>
+                <w:i w:val="0"/>
+                <w:color w:val="1A1A1A"/>
+                <w:sz w:val="22"/>
+              </w:rPr>
+              <w:t>.</w:t>
             </w:r>
           </w:p>
           <w:p>
@@ -342,17 +385,41 @@
                 <w:color w:val="1A1A1A"/>
                 <w:sz w:val="22"/>
               </w:rPr>
-              <w:t>Area 5 cm</w:t>
+              <w:t xml:space="preserve">Area </w:t>
             </w:r>
             <w:r>
-              <w:rPr>
-                <w:b w:val="0"/>
-                <w:i w:val="0"/>
-                <w:color w:val="1A1A1A"/>
-                <w:sz w:val="22"/>
-                <w:vertAlign w:val="superscript"/>
-              </w:rPr>
-              <w:t>2</w:t>
+              <w:drawing>
+                <wp:inline xmlns:a="http://schemas.openxmlformats.org/drawingml/2006/main" xmlns:pic="http://schemas.openxmlformats.org/drawingml/2006/picture">
+                  <wp:extent cx="356616" cy="143256"/>
+                  <wp:docPr id="2" name="Picture 2"/>
+                  <wp:cNvGraphicFramePr>
+                    <a:graphicFrameLocks noChangeAspect="1"/>
+                  </wp:cNvGraphicFramePr>
+                  <a:graphic>
+                    <a:graphicData uri="http://schemas.openxmlformats.org/drawingml/2006/picture">
+                      <pic:pic>
+                        <pic:nvPicPr>
+                          <pic:cNvPr id="0" name="e783d9629bbb08ac.png"/>
+                          <pic:cNvPicPr/>
+                        </pic:nvPicPr>
+                        <pic:blipFill>
+                          <a:blip r:embed="rId10"/>
+                          <a:stretch>
+                            <a:fillRect/>
+                          </a:stretch>
+                        </pic:blipFill>
+                        <pic:spPr>
+                          <a:xfrm>
+                            <a:off x="0" y="0"/>
+                            <a:ext cx="356616" cy="143256"/>
+                          </a:xfrm>
+                          <a:prstGeom prst="rect"/>
+                        </pic:spPr>
+                      </pic:pic>
+                    </a:graphicData>
+                  </a:graphic>
+                </wp:inline>
+              </w:drawing>
             </w:r>
             <w:r>
               <w:rPr>
@@ -361,7 +428,50 @@
                 <w:color w:val="1A1A1A"/>
                 <w:sz w:val="22"/>
               </w:rPr>
-              <w:t>, k = 4.</w:t>
+              <w:t xml:space="preserve">, </w:t>
+            </w:r>
+            <w:r>
+              <w:drawing>
+                <wp:inline xmlns:a="http://schemas.openxmlformats.org/drawingml/2006/main" xmlns:pic="http://schemas.openxmlformats.org/drawingml/2006/picture">
+                  <wp:extent cx="310896" cy="118872"/>
+                  <wp:docPr id="3" name="Picture 3"/>
+                  <wp:cNvGraphicFramePr>
+                    <a:graphicFrameLocks noChangeAspect="1"/>
+                  </wp:cNvGraphicFramePr>
+                  <a:graphic>
+                    <a:graphicData uri="http://schemas.openxmlformats.org/drawingml/2006/picture">
+                      <pic:pic>
+                        <pic:nvPicPr>
+                          <pic:cNvPr id="0" name="4095df556951eb9e.png"/>
+                          <pic:cNvPicPr/>
+                        </pic:nvPicPr>
+                        <pic:blipFill>
+                          <a:blip r:embed="rId11"/>
+                          <a:stretch>
+                            <a:fillRect/>
+                          </a:stretch>
+                        </pic:blipFill>
+                        <pic:spPr>
+                          <a:xfrm>
+                            <a:off x="0" y="0"/>
+                            <a:ext cx="310896" cy="118872"/>
+                          </a:xfrm>
+                          <a:prstGeom prst="rect"/>
+                        </pic:spPr>
+                      </pic:pic>
+                    </a:graphicData>
+                  </a:graphic>
+                </wp:inline>
+              </w:drawing>
+            </w:r>
+            <w:r>
+              <w:rPr>
+                <w:b w:val="0"/>
+                <w:i w:val="0"/>
+                <w:color w:val="1A1A1A"/>
+                <w:sz w:val="22"/>
+              </w:rPr>
+              <w:t>.</w:t>
             </w:r>
           </w:p>
           <w:p>
@@ -468,17 +578,41 @@
                 <w:color w:val="1A1A1A"/>
                 <w:sz w:val="22"/>
               </w:rPr>
-              <w:t>Area 72 cm</w:t>
+              <w:t xml:space="preserve">Area </w:t>
             </w:r>
             <w:r>
-              <w:rPr>
-                <w:b w:val="0"/>
-                <w:i w:val="0"/>
-                <w:color w:val="1A1A1A"/>
-                <w:sz w:val="22"/>
-                <w:vertAlign w:val="superscript"/>
-              </w:rPr>
-              <w:t>2</w:t>
+              <w:drawing>
+                <wp:inline xmlns:a="http://schemas.openxmlformats.org/drawingml/2006/main" xmlns:pic="http://schemas.openxmlformats.org/drawingml/2006/picture">
+                  <wp:extent cx="438912" cy="143256"/>
+                  <wp:docPr id="4" name="Picture 4"/>
+                  <wp:cNvGraphicFramePr>
+                    <a:graphicFrameLocks noChangeAspect="1"/>
+                  </wp:cNvGraphicFramePr>
+                  <a:graphic>
+                    <a:graphicData uri="http://schemas.openxmlformats.org/drawingml/2006/picture">
+                      <pic:pic>
+                        <pic:nvPicPr>
+                          <pic:cNvPr id="0" name="029f85536147ad6f.png"/>
+                          <pic:cNvPicPr/>
+                        </pic:nvPicPr>
+                        <pic:blipFill>
+                          <a:blip r:embed="rId12"/>
+                          <a:stretch>
+                            <a:fillRect/>
+                          </a:stretch>
+                        </pic:blipFill>
+                        <pic:spPr>
+                          <a:xfrm>
+                            <a:off x="0" y="0"/>
+                            <a:ext cx="438912" cy="143256"/>
+                          </a:xfrm>
+                          <a:prstGeom prst="rect"/>
+                        </pic:spPr>
+                      </pic:pic>
+                    </a:graphicData>
+                  </a:graphic>
+                </wp:inline>
+              </w:drawing>
             </w:r>
             <w:r>
               <w:rPr>
@@ -487,7 +621,50 @@
                 <w:color w:val="1A1A1A"/>
                 <w:sz w:val="22"/>
               </w:rPr>
-              <w:t>, k = ⅓.</w:t>
+              <w:t xml:space="preserve">, </w:t>
+            </w:r>
+            <w:r>
+              <w:drawing>
+                <wp:inline xmlns:a="http://schemas.openxmlformats.org/drawingml/2006/main" xmlns:pic="http://schemas.openxmlformats.org/drawingml/2006/picture">
+                  <wp:extent cx="295656" cy="216408"/>
+                  <wp:docPr id="5" name="Picture 5"/>
+                  <wp:cNvGraphicFramePr>
+                    <a:graphicFrameLocks noChangeAspect="1"/>
+                  </wp:cNvGraphicFramePr>
+                  <a:graphic>
+                    <a:graphicData uri="http://schemas.openxmlformats.org/drawingml/2006/picture">
+                      <pic:pic>
+                        <pic:nvPicPr>
+                          <pic:cNvPr id="0" name="95664d82dfd495c9.png"/>
+                          <pic:cNvPicPr/>
+                        </pic:nvPicPr>
+                        <pic:blipFill>
+                          <a:blip r:embed="rId13"/>
+                          <a:stretch>
+                            <a:fillRect/>
+                          </a:stretch>
+                        </pic:blipFill>
+                        <pic:spPr>
+                          <a:xfrm>
+                            <a:off x="0" y="0"/>
+                            <a:ext cx="295656" cy="216408"/>
+                          </a:xfrm>
+                          <a:prstGeom prst="rect"/>
+                        </pic:spPr>
+                      </pic:pic>
+                    </a:graphicData>
+                  </a:graphic>
+                </wp:inline>
+              </w:drawing>
+            </w:r>
+            <w:r>
+              <w:rPr>
+                <w:b w:val="0"/>
+                <w:i w:val="0"/>
+                <w:color w:val="1A1A1A"/>
+                <w:sz w:val="22"/>
+              </w:rPr>
+              <w:t>.</w:t>
             </w:r>
           </w:p>
           <w:p>
@@ -533,7 +710,7 @@
               <w:drawing>
                 <wp:inline xmlns:a="http://schemas.openxmlformats.org/drawingml/2006/main" xmlns:pic="http://schemas.openxmlformats.org/drawingml/2006/picture">
                   <wp:extent cx="60960" cy="216408"/>
-                  <wp:docPr id="1" name="Picture 1"/>
+                  <wp:docPr id="6" name="Picture 6"/>
                   <wp:cNvGraphicFramePr>
                     <a:graphicFrameLocks noChangeAspect="1"/>
                   </wp:cNvGraphicFramePr>
@@ -545,7 +722,7 @@
                           <pic:cNvPicPr/>
                         </pic:nvPicPr>
                         <pic:blipFill>
-                          <a:blip r:embed="rId9"/>
+                          <a:blip r:embed="rId14"/>
                           <a:stretch>
                             <a:fillRect/>
                           </a:stretch>
@@ -637,7 +814,50 @@
                 <w:color w:val="1A1A1A"/>
                 <w:sz w:val="22"/>
               </w:rPr>
-              <w:t>A 3 cm by 7 cm rectangle, k = 2. Perimeter and area of the copy.</w:t>
+              <w:t xml:space="preserve">A 3 cm by 7 cm rectangle, </w:t>
+            </w:r>
+            <w:r>
+              <w:drawing>
+                <wp:inline xmlns:a="http://schemas.openxmlformats.org/drawingml/2006/main" xmlns:pic="http://schemas.openxmlformats.org/drawingml/2006/picture">
+                  <wp:extent cx="310896" cy="118872"/>
+                  <wp:docPr id="7" name="Picture 7"/>
+                  <wp:cNvGraphicFramePr>
+                    <a:graphicFrameLocks noChangeAspect="1"/>
+                  </wp:cNvGraphicFramePr>
+                  <a:graphic>
+                    <a:graphicData uri="http://schemas.openxmlformats.org/drawingml/2006/picture">
+                      <pic:pic>
+                        <pic:nvPicPr>
+                          <pic:cNvPr id="0" name="66a46555facf6d90.png"/>
+                          <pic:cNvPicPr/>
+                        </pic:nvPicPr>
+                        <pic:blipFill>
+                          <a:blip r:embed="rId9"/>
+                          <a:stretch>
+                            <a:fillRect/>
+                          </a:stretch>
+                        </pic:blipFill>
+                        <pic:spPr>
+                          <a:xfrm>
+                            <a:off x="0" y="0"/>
+                            <a:ext cx="310896" cy="118872"/>
+                          </a:xfrm>
+                          <a:prstGeom prst="rect"/>
+                        </pic:spPr>
+                      </pic:pic>
+                    </a:graphicData>
+                  </a:graphic>
+                </wp:inline>
+              </w:drawing>
+            </w:r>
+            <w:r>
+              <w:rPr>
+                <w:b w:val="0"/>
+                <w:i w:val="0"/>
+                <w:color w:val="1A1A1A"/>
+                <w:sz w:val="22"/>
+              </w:rPr>
+              <w:t>. Perimeter and area of the copy.</w:t>
             </w:r>
           </w:p>
           <w:p>
@@ -705,7 +925,50 @@
           <w:color w:val="1A1A1A"/>
           <w:sz w:val="22"/>
         </w:rPr>
-        <w:t>For questions 5 through 7, find k, or the ratio asked.</w:t>
+        <w:t xml:space="preserve">For questions 5 through 7, find </w:t>
+      </w:r>
+      <w:r>
+        <w:drawing>
+          <wp:inline xmlns:a="http://schemas.openxmlformats.org/drawingml/2006/main" xmlns:pic="http://schemas.openxmlformats.org/drawingml/2006/picture">
+            <wp:extent cx="76200" cy="118872"/>
+            <wp:docPr id="8" name="Picture 8"/>
+            <wp:cNvGraphicFramePr>
+              <a:graphicFrameLocks noChangeAspect="1"/>
+            </wp:cNvGraphicFramePr>
+            <a:graphic>
+              <a:graphicData uri="http://schemas.openxmlformats.org/drawingml/2006/picture">
+                <pic:pic>
+                  <pic:nvPicPr>
+                    <pic:cNvPr id="0" name="8a5d661a65b81196.png"/>
+                    <pic:cNvPicPr/>
+                  </pic:nvPicPr>
+                  <pic:blipFill>
+                    <a:blip r:embed="rId15"/>
+                    <a:stretch>
+                      <a:fillRect/>
+                    </a:stretch>
+                  </pic:blipFill>
+                  <pic:spPr>
+                    <a:xfrm>
+                      <a:off x="0" y="0"/>
+                      <a:ext cx="76200" cy="118872"/>
+                    </a:xfrm>
+                    <a:prstGeom prst="rect"/>
+                  </pic:spPr>
+                </pic:pic>
+              </a:graphicData>
+            </a:graphic>
+          </wp:inline>
+        </w:drawing>
+      </w:r>
+      <w:r>
+        <w:rPr>
+          <w:b/>
+          <w:i w:val="0"/>
+          <w:color w:val="1A1A1A"/>
+          <w:sz w:val="22"/>
+        </w:rPr>
+        <w:t>, or the ratio asked.</w:t>
       </w:r>
     </w:p>
     <w:tbl>
@@ -759,17 +1022,41 @@
                 <w:color w:val="1A1A1A"/>
                 <w:sz w:val="22"/>
               </w:rPr>
-              <w:t>Areas 6 cm</w:t>
+              <w:t xml:space="preserve">Areas </w:t>
             </w:r>
             <w:r>
-              <w:rPr>
-                <w:b w:val="0"/>
-                <w:i w:val="0"/>
-                <w:color w:val="1A1A1A"/>
-                <w:sz w:val="22"/>
-                <w:vertAlign w:val="superscript"/>
-              </w:rPr>
-              <w:t>2</w:t>
+              <w:drawing>
+                <wp:inline xmlns:a="http://schemas.openxmlformats.org/drawingml/2006/main" xmlns:pic="http://schemas.openxmlformats.org/drawingml/2006/picture">
+                  <wp:extent cx="356616" cy="143256"/>
+                  <wp:docPr id="9" name="Picture 9"/>
+                  <wp:cNvGraphicFramePr>
+                    <a:graphicFrameLocks noChangeAspect="1"/>
+                  </wp:cNvGraphicFramePr>
+                  <a:graphic>
+                    <a:graphicData uri="http://schemas.openxmlformats.org/drawingml/2006/picture">
+                      <pic:pic>
+                        <pic:nvPicPr>
+                          <pic:cNvPr id="0" name="6cb3132103291936.png"/>
+                          <pic:cNvPicPr/>
+                        </pic:nvPicPr>
+                        <pic:blipFill>
+                          <a:blip r:embed="rId16"/>
+                          <a:stretch>
+                            <a:fillRect/>
+                          </a:stretch>
+                        </pic:blipFill>
+                        <pic:spPr>
+                          <a:xfrm>
+                            <a:off x="0" y="0"/>
+                            <a:ext cx="356616" cy="143256"/>
+                          </a:xfrm>
+                          <a:prstGeom prst="rect"/>
+                        </pic:spPr>
+                      </pic:pic>
+                    </a:graphicData>
+                  </a:graphic>
+                </wp:inline>
+              </w:drawing>
             </w:r>
             <w:r>
               <w:rPr>
@@ -778,17 +1065,41 @@
                 <w:color w:val="1A1A1A"/>
                 <w:sz w:val="22"/>
               </w:rPr>
-              <w:t xml:space="preserve"> and 150 cm</w:t>
+              <w:t xml:space="preserve"> and </w:t>
             </w:r>
             <w:r>
-              <w:rPr>
-                <w:b w:val="0"/>
-                <w:i w:val="0"/>
-                <w:color w:val="1A1A1A"/>
-                <w:sz w:val="22"/>
-                <w:vertAlign w:val="superscript"/>
-              </w:rPr>
-              <w:t>2</w:t>
+              <w:drawing>
+                <wp:inline xmlns:a="http://schemas.openxmlformats.org/drawingml/2006/main" xmlns:pic="http://schemas.openxmlformats.org/drawingml/2006/picture">
+                  <wp:extent cx="505968" cy="143256"/>
+                  <wp:docPr id="10" name="Picture 10"/>
+                  <wp:cNvGraphicFramePr>
+                    <a:graphicFrameLocks noChangeAspect="1"/>
+                  </wp:cNvGraphicFramePr>
+                  <a:graphic>
+                    <a:graphicData uri="http://schemas.openxmlformats.org/drawingml/2006/picture">
+                      <pic:pic>
+                        <pic:nvPicPr>
+                          <pic:cNvPr id="0" name="a6a06a9028373433.png"/>
+                          <pic:cNvPicPr/>
+                        </pic:nvPicPr>
+                        <pic:blipFill>
+                          <a:blip r:embed="rId17"/>
+                          <a:stretch>
+                            <a:fillRect/>
+                          </a:stretch>
+                        </pic:blipFill>
+                        <pic:spPr>
+                          <a:xfrm>
+                            <a:off x="0" y="0"/>
+                            <a:ext cx="505968" cy="143256"/>
+                          </a:xfrm>
+                          <a:prstGeom prst="rect"/>
+                        </pic:spPr>
+                      </pic:pic>
+                    </a:graphicData>
+                  </a:graphic>
+                </wp:inline>
+              </w:drawing>
             </w:r>
             <w:r>
               <w:rPr>
@@ -797,7 +1108,50 @@
                 <w:color w:val="1A1A1A"/>
                 <w:sz w:val="22"/>
               </w:rPr>
-              <w:t>. Find k.</w:t>
+              <w:t xml:space="preserve">. Find </w:t>
+            </w:r>
+            <w:r>
+              <w:drawing>
+                <wp:inline xmlns:a="http://schemas.openxmlformats.org/drawingml/2006/main" xmlns:pic="http://schemas.openxmlformats.org/drawingml/2006/picture">
+                  <wp:extent cx="76200" cy="118872"/>
+                  <wp:docPr id="11" name="Picture 11"/>
+                  <wp:cNvGraphicFramePr>
+                    <a:graphicFrameLocks noChangeAspect="1"/>
+                  </wp:cNvGraphicFramePr>
+                  <a:graphic>
+                    <a:graphicData uri="http://schemas.openxmlformats.org/drawingml/2006/picture">
+                      <pic:pic>
+                        <pic:nvPicPr>
+                          <pic:cNvPr id="0" name="8a5d661a65b81196.png"/>
+                          <pic:cNvPicPr/>
+                        </pic:nvPicPr>
+                        <pic:blipFill>
+                          <a:blip r:embed="rId15"/>
+                          <a:stretch>
+                            <a:fillRect/>
+                          </a:stretch>
+                        </pic:blipFill>
+                        <pic:spPr>
+                          <a:xfrm>
+                            <a:off x="0" y="0"/>
+                            <a:ext cx="76200" cy="118872"/>
+                          </a:xfrm>
+                          <a:prstGeom prst="rect"/>
+                        </pic:spPr>
+                      </pic:pic>
+                    </a:graphicData>
+                  </a:graphic>
+                </wp:inline>
+              </w:drawing>
+            </w:r>
+            <w:r>
+              <w:rPr>
+                <w:b w:val="0"/>
+                <w:i w:val="0"/>
+                <w:color w:val="1A1A1A"/>
+                <w:sz w:val="22"/>
+              </w:rPr>
+              <w:t>.</w:t>
             </w:r>
           </w:p>
           <w:p>
@@ -913,17 +1267,41 @@
                 <w:color w:val="1A1A1A"/>
                 <w:sz w:val="22"/>
               </w:rPr>
-              <w:t>Areas 50 cm</w:t>
+              <w:t xml:space="preserve">Areas </w:t>
             </w:r>
             <w:r>
-              <w:rPr>
-                <w:b w:val="0"/>
-                <w:i w:val="0"/>
-                <w:color w:val="1A1A1A"/>
-                <w:sz w:val="22"/>
-                <w:vertAlign w:val="superscript"/>
-              </w:rPr>
-              <w:t>2</w:t>
+              <w:drawing>
+                <wp:inline xmlns:a="http://schemas.openxmlformats.org/drawingml/2006/main" xmlns:pic="http://schemas.openxmlformats.org/drawingml/2006/picture">
+                  <wp:extent cx="438912" cy="143256"/>
+                  <wp:docPr id="12" name="Picture 12"/>
+                  <wp:cNvGraphicFramePr>
+                    <a:graphicFrameLocks noChangeAspect="1"/>
+                  </wp:cNvGraphicFramePr>
+                  <a:graphic>
+                    <a:graphicData uri="http://schemas.openxmlformats.org/drawingml/2006/picture">
+                      <pic:pic>
+                        <pic:nvPicPr>
+                          <pic:cNvPr id="0" name="93f4735de76cb9ba.png"/>
+                          <pic:cNvPicPr/>
+                        </pic:nvPicPr>
+                        <pic:blipFill>
+                          <a:blip r:embed="rId18"/>
+                          <a:stretch>
+                            <a:fillRect/>
+                          </a:stretch>
+                        </pic:blipFill>
+                        <pic:spPr>
+                          <a:xfrm>
+                            <a:off x="0" y="0"/>
+                            <a:ext cx="438912" cy="143256"/>
+                          </a:xfrm>
+                          <a:prstGeom prst="rect"/>
+                        </pic:spPr>
+                      </pic:pic>
+                    </a:graphicData>
+                  </a:graphic>
+                </wp:inline>
+              </w:drawing>
             </w:r>
             <w:r>
               <w:rPr>
@@ -932,17 +1310,41 @@
                 <w:color w:val="1A1A1A"/>
                 <w:sz w:val="22"/>
               </w:rPr>
-              <w:t xml:space="preserve"> and 8 cm</w:t>
+              <w:t xml:space="preserve"> and </w:t>
             </w:r>
             <w:r>
-              <w:rPr>
-                <w:b w:val="0"/>
-                <w:i w:val="0"/>
-                <w:color w:val="1A1A1A"/>
-                <w:sz w:val="22"/>
-                <w:vertAlign w:val="superscript"/>
-              </w:rPr>
-              <w:t>2</w:t>
+              <w:drawing>
+                <wp:inline xmlns:a="http://schemas.openxmlformats.org/drawingml/2006/main" xmlns:pic="http://schemas.openxmlformats.org/drawingml/2006/picture">
+                  <wp:extent cx="350520" cy="143256"/>
+                  <wp:docPr id="13" name="Picture 13"/>
+                  <wp:cNvGraphicFramePr>
+                    <a:graphicFrameLocks noChangeAspect="1"/>
+                  </wp:cNvGraphicFramePr>
+                  <a:graphic>
+                    <a:graphicData uri="http://schemas.openxmlformats.org/drawingml/2006/picture">
+                      <pic:pic>
+                        <pic:nvPicPr>
+                          <pic:cNvPr id="0" name="a82d27ca15948b4c.png"/>
+                          <pic:cNvPicPr/>
+                        </pic:nvPicPr>
+                        <pic:blipFill>
+                          <a:blip r:embed="rId19"/>
+                          <a:stretch>
+                            <a:fillRect/>
+                          </a:stretch>
+                        </pic:blipFill>
+                        <pic:spPr>
+                          <a:xfrm>
+                            <a:off x="0" y="0"/>
+                            <a:ext cx="350520" cy="143256"/>
+                          </a:xfrm>
+                          <a:prstGeom prst="rect"/>
+                        </pic:spPr>
+                      </pic:pic>
+                    </a:graphicData>
+                  </a:graphic>
+                </wp:inline>
+              </w:drawing>
             </w:r>
             <w:r>
               <w:rPr>
@@ -951,7 +1353,50 @@
                 <w:color w:val="1A1A1A"/>
                 <w:sz w:val="22"/>
               </w:rPr>
-              <w:t>, original to copy. Find k.</w:t>
+              <w:t xml:space="preserve">, original to copy. Find </w:t>
+            </w:r>
+            <w:r>
+              <w:drawing>
+                <wp:inline xmlns:a="http://schemas.openxmlformats.org/drawingml/2006/main" xmlns:pic="http://schemas.openxmlformats.org/drawingml/2006/picture">
+                  <wp:extent cx="76200" cy="118872"/>
+                  <wp:docPr id="14" name="Picture 14"/>
+                  <wp:cNvGraphicFramePr>
+                    <a:graphicFrameLocks noChangeAspect="1"/>
+                  </wp:cNvGraphicFramePr>
+                  <a:graphic>
+                    <a:graphicData uri="http://schemas.openxmlformats.org/drawingml/2006/picture">
+                      <pic:pic>
+                        <pic:nvPicPr>
+                          <pic:cNvPr id="0" name="8a5d661a65b81196.png"/>
+                          <pic:cNvPicPr/>
+                        </pic:nvPicPr>
+                        <pic:blipFill>
+                          <a:blip r:embed="rId15"/>
+                          <a:stretch>
+                            <a:fillRect/>
+                          </a:stretch>
+                        </pic:blipFill>
+                        <pic:spPr>
+                          <a:xfrm>
+                            <a:off x="0" y="0"/>
+                            <a:ext cx="76200" cy="118872"/>
+                          </a:xfrm>
+                          <a:prstGeom prst="rect"/>
+                        </pic:spPr>
+                      </pic:pic>
+                    </a:graphicData>
+                  </a:graphic>
+                </wp:inline>
+              </w:drawing>
+            </w:r>
+            <w:r>
+              <w:rPr>
+                <w:b w:val="0"/>
+                <w:i w:val="0"/>
+                <w:color w:val="1A1A1A"/>
+                <w:sz w:val="22"/>
+              </w:rPr>
+              <w:t>.</w:t>
             </w:r>
           </w:p>
           <w:p>
@@ -1198,17 +1643,41 @@
                 <w:color w:val="1A1A1A"/>
                 <w:sz w:val="22"/>
               </w:rPr>
-              <w:t>A figure with area 6 cm</w:t>
+              <w:t xml:space="preserve">A figure with area </w:t>
             </w:r>
             <w:r>
-              <w:rPr>
-                <w:b w:val="0"/>
-                <w:i w:val="0"/>
-                <w:color w:val="1A1A1A"/>
-                <w:sz w:val="22"/>
-                <w:vertAlign w:val="superscript"/>
-              </w:rPr>
-              <w:t>2</w:t>
+              <w:drawing>
+                <wp:inline xmlns:a="http://schemas.openxmlformats.org/drawingml/2006/main" xmlns:pic="http://schemas.openxmlformats.org/drawingml/2006/picture">
+                  <wp:extent cx="356616" cy="143256"/>
+                  <wp:docPr id="15" name="Picture 15"/>
+                  <wp:cNvGraphicFramePr>
+                    <a:graphicFrameLocks noChangeAspect="1"/>
+                  </wp:cNvGraphicFramePr>
+                  <a:graphic>
+                    <a:graphicData uri="http://schemas.openxmlformats.org/drawingml/2006/picture">
+                      <pic:pic>
+                        <pic:nvPicPr>
+                          <pic:cNvPr id="0" name="6cb3132103291936.png"/>
+                          <pic:cNvPicPr/>
+                        </pic:nvPicPr>
+                        <pic:blipFill>
+                          <a:blip r:embed="rId16"/>
+                          <a:stretch>
+                            <a:fillRect/>
+                          </a:stretch>
+                        </pic:blipFill>
+                        <pic:spPr>
+                          <a:xfrm>
+                            <a:off x="0" y="0"/>
+                            <a:ext cx="356616" cy="143256"/>
+                          </a:xfrm>
+                          <a:prstGeom prst="rect"/>
+                        </pic:spPr>
+                      </pic:pic>
+                    </a:graphicData>
+                  </a:graphic>
+                </wp:inline>
+              </w:drawing>
             </w:r>
             <w:r>
               <w:rPr>
@@ -1217,7 +1686,50 @@
                 <w:color w:val="1A1A1A"/>
                 <w:sz w:val="22"/>
               </w:rPr>
-              <w:t xml:space="preserve"> is scaled by k = 5. What is the copy's area?</w:t>
+              <w:t xml:space="preserve"> is scaled by </w:t>
+            </w:r>
+            <w:r>
+              <w:drawing>
+                <wp:inline xmlns:a="http://schemas.openxmlformats.org/drawingml/2006/main" xmlns:pic="http://schemas.openxmlformats.org/drawingml/2006/picture">
+                  <wp:extent cx="304800" cy="118872"/>
+                  <wp:docPr id="16" name="Picture 16"/>
+                  <wp:cNvGraphicFramePr>
+                    <a:graphicFrameLocks noChangeAspect="1"/>
+                  </wp:cNvGraphicFramePr>
+                  <a:graphic>
+                    <a:graphicData uri="http://schemas.openxmlformats.org/drawingml/2006/picture">
+                      <pic:pic>
+                        <pic:nvPicPr>
+                          <pic:cNvPr id="0" name="a4a776cab5ba6b76.png"/>
+                          <pic:cNvPicPr/>
+                        </pic:nvPicPr>
+                        <pic:blipFill>
+                          <a:blip r:embed="rId20"/>
+                          <a:stretch>
+                            <a:fillRect/>
+                          </a:stretch>
+                        </pic:blipFill>
+                        <pic:spPr>
+                          <a:xfrm>
+                            <a:off x="0" y="0"/>
+                            <a:ext cx="304800" cy="118872"/>
+                          </a:xfrm>
+                          <a:prstGeom prst="rect"/>
+                        </pic:spPr>
+                      </pic:pic>
+                    </a:graphicData>
+                  </a:graphic>
+                </wp:inline>
+              </w:drawing>
+            </w:r>
+            <w:r>
+              <w:rPr>
+                <w:b w:val="0"/>
+                <w:i w:val="0"/>
+                <w:color w:val="1A1A1A"/>
+                <w:sz w:val="22"/>
+              </w:rPr>
+              <w:t>. What is the copy's area?</w:t>
             </w:r>
           </w:p>
           <w:p>
@@ -1242,17 +1754,41 @@
                 <w:color w:val="1A1A1A"/>
                 <w:sz w:val="22"/>
               </w:rPr>
-              <w:t>A.  30 cm</w:t>
+              <w:t xml:space="preserve">A.  </w:t>
             </w:r>
             <w:r>
-              <w:rPr>
-                <w:b w:val="0"/>
-                <w:i w:val="0"/>
-                <w:color w:val="1A1A1A"/>
-                <w:sz w:val="22"/>
-                <w:vertAlign w:val="superscript"/>
-              </w:rPr>
-              <w:t>2</w:t>
+              <w:drawing>
+                <wp:inline xmlns:a="http://schemas.openxmlformats.org/drawingml/2006/main" xmlns:pic="http://schemas.openxmlformats.org/drawingml/2006/picture">
+                  <wp:extent cx="435864" cy="143256"/>
+                  <wp:docPr id="17" name="Picture 17"/>
+                  <wp:cNvGraphicFramePr>
+                    <a:graphicFrameLocks noChangeAspect="1"/>
+                  </wp:cNvGraphicFramePr>
+                  <a:graphic>
+                    <a:graphicData uri="http://schemas.openxmlformats.org/drawingml/2006/picture">
+                      <pic:pic>
+                        <pic:nvPicPr>
+                          <pic:cNvPr id="0" name="dc2c3402ce8f1de0.png"/>
+                          <pic:cNvPicPr/>
+                        </pic:nvPicPr>
+                        <pic:blipFill>
+                          <a:blip r:embed="rId21"/>
+                          <a:stretch>
+                            <a:fillRect/>
+                          </a:stretch>
+                        </pic:blipFill>
+                        <pic:spPr>
+                          <a:xfrm>
+                            <a:off x="0" y="0"/>
+                            <a:ext cx="435864" cy="143256"/>
+                          </a:xfrm>
+                          <a:prstGeom prst="rect"/>
+                        </pic:spPr>
+                      </pic:pic>
+                    </a:graphicData>
+                  </a:graphic>
+                </wp:inline>
+              </w:drawing>
             </w:r>
           </w:p>
           <w:p>
@@ -1277,17 +1813,41 @@
                 <w:color w:val="1A1A1A"/>
                 <w:sz w:val="22"/>
               </w:rPr>
-              <w:t>B.  60 cm</w:t>
+              <w:t xml:space="preserve">B.  </w:t>
             </w:r>
             <w:r>
-              <w:rPr>
-                <w:b w:val="0"/>
-                <w:i w:val="0"/>
-                <w:color w:val="1A1A1A"/>
-                <w:sz w:val="22"/>
-                <w:vertAlign w:val="superscript"/>
-              </w:rPr>
-              <w:t>2</w:t>
+              <w:drawing>
+                <wp:inline xmlns:a="http://schemas.openxmlformats.org/drawingml/2006/main" xmlns:pic="http://schemas.openxmlformats.org/drawingml/2006/picture">
+                  <wp:extent cx="438912" cy="143256"/>
+                  <wp:docPr id="18" name="Picture 18"/>
+                  <wp:cNvGraphicFramePr>
+                    <a:graphicFrameLocks noChangeAspect="1"/>
+                  </wp:cNvGraphicFramePr>
+                  <a:graphic>
+                    <a:graphicData uri="http://schemas.openxmlformats.org/drawingml/2006/picture">
+                      <pic:pic>
+                        <pic:nvPicPr>
+                          <pic:cNvPr id="0" name="b8c2a85c34a121e0.png"/>
+                          <pic:cNvPicPr/>
+                        </pic:nvPicPr>
+                        <pic:blipFill>
+                          <a:blip r:embed="rId22"/>
+                          <a:stretch>
+                            <a:fillRect/>
+                          </a:stretch>
+                        </pic:blipFill>
+                        <pic:spPr>
+                          <a:xfrm>
+                            <a:off x="0" y="0"/>
+                            <a:ext cx="438912" cy="143256"/>
+                          </a:xfrm>
+                          <a:prstGeom prst="rect"/>
+                        </pic:spPr>
+                      </pic:pic>
+                    </a:graphicData>
+                  </a:graphic>
+                </wp:inline>
+              </w:drawing>
             </w:r>
           </w:p>
           <w:p>
@@ -1312,17 +1872,41 @@
                 <w:color w:val="9E1B32"/>
                 <w:sz w:val="22"/>
               </w:rPr>
-              <w:t>C.  150 cm</w:t>
+              <w:t xml:space="preserve">C.  </w:t>
             </w:r>
             <w:r>
-              <w:rPr>
-                <w:b/>
-                <w:i w:val="0"/>
-                <w:color w:val="9E1B32"/>
-                <w:sz w:val="22"/>
-                <w:vertAlign w:val="superscript"/>
-              </w:rPr>
-              <w:t>2</w:t>
+              <w:drawing>
+                <wp:inline xmlns:a="http://schemas.openxmlformats.org/drawingml/2006/main" xmlns:pic="http://schemas.openxmlformats.org/drawingml/2006/picture">
+                  <wp:extent cx="505968" cy="143256"/>
+                  <wp:docPr id="19" name="Picture 19"/>
+                  <wp:cNvGraphicFramePr>
+                    <a:graphicFrameLocks noChangeAspect="1"/>
+                  </wp:cNvGraphicFramePr>
+                  <a:graphic>
+                    <a:graphicData uri="http://schemas.openxmlformats.org/drawingml/2006/picture">
+                      <pic:pic>
+                        <pic:nvPicPr>
+                          <pic:cNvPr id="0" name="c2a000f99e3e0d7a.png"/>
+                          <pic:cNvPicPr/>
+                        </pic:nvPicPr>
+                        <pic:blipFill>
+                          <a:blip r:embed="rId23"/>
+                          <a:stretch>
+                            <a:fillRect/>
+                          </a:stretch>
+                        </pic:blipFill>
+                        <pic:spPr>
+                          <a:xfrm>
+                            <a:off x="0" y="0"/>
+                            <a:ext cx="505968" cy="143256"/>
+                          </a:xfrm>
+                          <a:prstGeom prst="rect"/>
+                        </pic:spPr>
+                      </pic:pic>
+                    </a:graphicData>
+                  </a:graphic>
+                </wp:inline>
+              </w:drawing>
             </w:r>
           </w:p>
           <w:p>
@@ -1347,17 +1931,41 @@
                 <w:color w:val="1A1A1A"/>
                 <w:sz w:val="22"/>
               </w:rPr>
-              <w:t>D.  11 cm</w:t>
+              <w:t xml:space="preserve">D.  </w:t>
             </w:r>
             <w:r>
-              <w:rPr>
-                <w:b w:val="0"/>
-                <w:i w:val="0"/>
-                <w:color w:val="1A1A1A"/>
-                <w:sz w:val="22"/>
-                <w:vertAlign w:val="superscript"/>
-              </w:rPr>
-              <w:t>2</w:t>
+              <w:drawing>
+                <wp:inline xmlns:a="http://schemas.openxmlformats.org/drawingml/2006/main" xmlns:pic="http://schemas.openxmlformats.org/drawingml/2006/picture">
+                  <wp:extent cx="423672" cy="143256"/>
+                  <wp:docPr id="20" name="Picture 20"/>
+                  <wp:cNvGraphicFramePr>
+                    <a:graphicFrameLocks noChangeAspect="1"/>
+                  </wp:cNvGraphicFramePr>
+                  <a:graphic>
+                    <a:graphicData uri="http://schemas.openxmlformats.org/drawingml/2006/picture">
+                      <pic:pic>
+                        <pic:nvPicPr>
+                          <pic:cNvPr id="0" name="12b5db82d430633f.png"/>
+                          <pic:cNvPicPr/>
+                        </pic:nvPicPr>
+                        <pic:blipFill>
+                          <a:blip r:embed="rId24"/>
+                          <a:stretch>
+                            <a:fillRect/>
+                          </a:stretch>
+                        </pic:blipFill>
+                        <pic:spPr>
+                          <a:xfrm>
+                            <a:off x="0" y="0"/>
+                            <a:ext cx="423672" cy="143256"/>
+                          </a:xfrm>
+                          <a:prstGeom prst="rect"/>
+                        </pic:spPr>
+                      </pic:pic>
+                    </a:graphicData>
+                  </a:graphic>
+                </wp:inline>
+              </w:drawing>
             </w:r>
           </w:p>
           <w:p>
